--- a/WardrobeAI PRD.docx
+++ b/WardrobeAI PRD.docx
@@ -155,7 +155,7 @@
                 <w:sz w:val="18"/>
                 <w:szCs w:val="18"/>
               </w:rPr>
-              <w:t xml:space="preserve">1.0 — Final</w:t>
+              <w:t>2.0 — As-Built</w:t>
             </w:r>
           </w:p>
         </w:tc>
@@ -413,7 +413,7 @@
                 <w:sz w:val="18"/>
                 <w:szCs w:val="18"/>
               </w:rPr>
-              <w:t xml:space="preserve">Ready to Build</w:t>
+              <w:t>All 4 Phases Complete — Live</w:t>
             </w:r>
           </w:p>
         </w:tc>
@@ -1500,6 +1500,70 @@
           </w:p>
         </w:tc>
       </w:tr>
+      <w:tr>
+        <w:tc>
+          <w:tcPr>
+            <w:tcW w:type="dxa" w:w="2600"/>
+          </w:tcPr>
+          <w:p>
+            <w:r>
+              <w:t>Animations &amp; 3D</w:t>
+            </w:r>
+          </w:p>
+        </w:tc>
+        <w:tc>
+          <w:tcPr>
+            <w:tcW w:type="dxa" w:w="3200"/>
+          </w:tcPr>
+          <w:p>
+            <w:r>
+              <w:t>Framer Motion 12.35, GSAP 3.14, @splinetool/react-spline 4.1.0</w:t>
+            </w:r>
+          </w:p>
+        </w:tc>
+        <w:tc>
+          <w:tcPr>
+            <w:tcW w:type="dxa" w:w="3560"/>
+          </w:tcPr>
+          <w:p>
+            <w:r>
+              <w:t>Page transitions, stagger animations, luxury 3D scenes</w:t>
+            </w:r>
+          </w:p>
+        </w:tc>
+      </w:tr>
+      <w:tr>
+        <w:tc>
+          <w:tcPr>
+            <w:tcW w:type="dxa" w:w="2600"/>
+          </w:tcPr>
+          <w:p>
+            <w:r>
+              <w:t>Icons &amp; Utilities</w:t>
+            </w:r>
+          </w:p>
+        </w:tc>
+        <w:tc>
+          <w:tcPr>
+            <w:tcW w:type="dxa" w:w="3200"/>
+          </w:tcPr>
+          <w:p>
+            <w:r>
+              <w:t>lucide-react 0.577, @iconify/react, clsx, tailwind-merge</w:t>
+            </w:r>
+          </w:p>
+        </w:tc>
+        <w:tc>
+          <w:tcPr>
+            <w:tcW w:type="dxa" w:w="3560"/>
+          </w:tcPr>
+          <w:p>
+            <w:r>
+              <w:t>Icon set and safe Tailwind class merging via cn() helper</w:t>
+            </w:r>
+          </w:p>
+        </w:tc>
+      </w:tr>
     </w:tbl>
     <w:p>
       <w:pPr>
@@ -6243,6 +6307,38 @@
                 <w:szCs w:val="18"/>
               </w:rPr>
               <w:t xml:space="preserve">Re-run AI tagging on existing item</w:t>
+            </w:r>
+          </w:p>
+        </w:tc>
+      </w:tr>
+      <w:tr>
+        <w:tc>
+          <w:tcPr>
+            <w:tcW w:type="dxa" w:w="1200"/>
+          </w:tcPr>
+          <w:p>
+            <w:r>
+              <w:t>POST</w:t>
+            </w:r>
+          </w:p>
+        </w:tc>
+        <w:tc>
+          <w:tcPr>
+            <w:tcW w:type="dxa" w:w="3200"/>
+          </w:tcPr>
+          <w:p>
+            <w:r>
+              <w:t>/items/{id}/worn</w:t>
+            </w:r>
+          </w:p>
+        </w:tc>
+        <w:tc>
+          <w:tcPr>
+            <w:tcW w:type="dxa" w:w="4960"/>
+          </w:tcPr>
+          <w:p>
+            <w:r>
+              <w:t>Increment times_worn counter — returns {id, times_worn}</w:t>
             </w:r>
           </w:p>
         </w:tc>
@@ -8277,6 +8373,30 @@
     </w:p>
     <w:p>
       <w:pPr>
+        <w:pStyle w:val="ListParagraph"/>
+      </w:pPr>
+      <w:r>
+        <w:t>Dark luxury theme — glassmorphism cards, gold accent (#C8A97E), noise grain overlay</w:t>
+      </w:r>
+    </w:p>
+    <w:p>
+      <w:pPr>
+        <w:pStyle w:val="ListParagraph"/>
+      </w:pPr>
+      <w:r>
+        <w:t>GSAP stagger animations on grid; Framer Motion page transitions</w:t>
+      </w:r>
+    </w:p>
+    <w:p>
+      <w:pPr>
+        <w:pStyle w:val="ListParagraph"/>
+      </w:pPr>
+      <w:r>
+        <w:t>SplashScreen on first launch: 3D Spline orb, sessionStorage-gated, auto-dismiss 2.4s</w:t>
+      </w:r>
+    </w:p>
+    <w:p>
+      <w:pPr>
         <w:spacing w:after="60" w:before="60"/>
       </w:pPr>
       <w:r>
@@ -8632,7 +8752,7 @@
                 <w:sz w:val="20"/>
                 <w:szCs w:val="20"/>
               </w:rPr>
-              <w:t xml:space="preserve">Phase 1 — Core Foundation (Days 1–3)</w:t>
+              <w:t>✅ Phase 1 — Core Foundation (Complete) (Days 1–3)</w:t>
             </w:r>
           </w:p>
         </w:tc>
@@ -8927,7 +9047,7 @@
                 <w:sz w:val="20"/>
                 <w:szCs w:val="20"/>
               </w:rPr>
-              <w:t xml:space="preserve">Phase 2 — Intelligence (Days 4–6)</w:t>
+              <w:t>✅ Phase 2 — Intelligence (Complete) (Days 4–6)</w:t>
             </w:r>
           </w:p>
         </w:tc>
@@ -9181,7 +9301,7 @@
                 <w:sz w:val="20"/>
                 <w:szCs w:val="20"/>
               </w:rPr>
-              <w:t xml:space="preserve">Phase 3 — Shopping Intelligence (Days 7–8)</w:t>
+              <w:t>✅ Phase 3 — Shopping Intelligence (Complete) (Days 7–8)</w:t>
             </w:r>
           </w:p>
         </w:tc>
@@ -9476,7 +9596,7 @@
                 <w:sz w:val="20"/>
                 <w:szCs w:val="20"/>
               </w:rPr>
-              <w:t xml:space="preserve">Phase 4 — Polish (Days 9–10)</w:t>
+              <w:t>✅ Phase 4 — Polish (Complete) (Days 9–10)</w:t>
             </w:r>
           </w:p>
         </w:tc>
@@ -9852,7 +9972,7 @@
           <w:sz w:val="18"/>
           <w:szCs w:val="18"/>
         </w:rPr>
-        <w:t xml:space="preserve">npm install tailwindcss @tailwindcss/vite @zxing/library axios</w:t>
+        <w:t>npm install tailwindcss @tailwindcss/vite @zxing/library axios framer-motion gsap @splinetool/react-spline lucide-react @iconify/react clsx tailwind-merge react-router-dom</w:t>
       </w:r>
     </w:p>
     <w:p>
@@ -10968,6 +11088,288 @@
         </w:tc>
       </w:tr>
     </w:tbl>
+    <w:p>
+      <w:r>
+        <w:br w:type="page"/>
+      </w:r>
+    </w:p>
+    <w:p>
+      <w:pPr>
+        <w:pStyle w:val="Heading1"/>
+      </w:pPr>
+      <w:r>
+        <w:t>10. As-Built Additions</w:t>
+      </w:r>
+    </w:p>
+    <w:p>
+      <w:r>
+        <w:t>The following features were built beyond the original PRD specification during development.</w:t>
+      </w:r>
+    </w:p>
+    <w:p>
+      <w:pPr>
+        <w:pStyle w:val="Heading2"/>
+      </w:pPr>
+      <w:r>
+        <w:t>10.1 UI &amp; Visual Polish</w:t>
+      </w:r>
+    </w:p>
+    <w:p>
+      <w:pPr>
+        <w:pStyle w:val="ListParagraph"/>
+      </w:pPr>
+      <w:r>
+        <w:t>Dark luxury theme: CSS variable system (#0C0C0C bg, #C8A97E gold accent, #F0EDE8 text)</w:t>
+      </w:r>
+    </w:p>
+    <w:p>
+      <w:pPr>
+        <w:pStyle w:val="ListParagraph"/>
+      </w:pPr>
+      <w:r>
+        <w:t>Glassmorphism card pattern with backdrop-filter blur on all cards and modals</w:t>
+      </w:r>
+    </w:p>
+    <w:p>
+      <w:pPr>
+        <w:pStyle w:val="ListParagraph"/>
+      </w:pPr>
+      <w:r>
+        <w:t>NoiseOverlay: grain texture overlay (pointer-events: none) for visual depth</w:t>
+      </w:r>
+    </w:p>
+    <w:p>
+      <w:pPr>
+        <w:pStyle w:val="ListParagraph"/>
+      </w:pPr>
+      <w:r>
+        <w:t>TextShimmer: gold shimmer sweep animation on all page headings</w:t>
+      </w:r>
+    </w:p>
+    <w:p>
+      <w:pPr>
+        <w:pStyle w:val="ListParagraph"/>
+      </w:pPr>
+      <w:r>
+        <w:t>SplashScreen: sessionStorage-gated first-launch screen with 3D Spline orb, auto-dismiss 2.4s</w:t>
+      </w:r>
+    </w:p>
+    <w:p>
+      <w:pPr>
+        <w:pStyle w:val="ListParagraph"/>
+      </w:pPr>
+      <w:r>
+        <w:t>3D Spline scenes integrated in 3 locations: splash (full-screen), wardrobe hero (180px), AddItem idle (200px)</w:t>
+      </w:r>
+    </w:p>
+    <w:p>
+      <w:pPr>
+        <w:pStyle w:val="ListParagraph"/>
+      </w:pPr>
+      <w:r>
+        <w:t>Framer Motion AnimatePresence page transitions between all routes</w:t>
+      </w:r>
+    </w:p>
+    <w:p>
+      <w:pPr>
+        <w:pStyle w:val="ListParagraph"/>
+      </w:pPr>
+      <w:r>
+        <w:t>GSAP stagger entrance animations on wardrobe item grid (fromTo opacity+y)</w:t>
+      </w:r>
+    </w:p>
+    <w:p>
+      <w:pPr>
+        <w:pStyle w:val="ListParagraph"/>
+      </w:pPr>
+      <w:r>
+        <w:t>Pulsing concentric ring animation during photo upload</w:t>
+      </w:r>
+    </w:p>
+    <w:p>
+      <w:pPr>
+        <w:pStyle w:val="Heading2"/>
+      </w:pPr>
+      <w:r>
+        <w:t>10.2 New Components</w:t>
+      </w:r>
+    </w:p>
+    <w:p>
+      <w:pPr>
+        <w:pStyle w:val="ListParagraph"/>
+      </w:pPr>
+      <w:r>
+        <w:t>ItemDetailModal — full-screen overlay: view, edit, re-tag, delete without leaving wardrobe</w:t>
+      </w:r>
+    </w:p>
+    <w:p>
+      <w:pPr>
+        <w:pStyle w:val="ListParagraph"/>
+      </w:pPr>
+      <w:r>
+        <w:t>SplineScene — React.lazy wrapper + SplineErrorBoundary; respects prefers-reduced-motion</w:t>
+      </w:r>
+    </w:p>
+    <w:p>
+      <w:pPr>
+        <w:pStyle w:val="ListParagraph"/>
+      </w:pPr>
+      <w:r>
+        <w:t>SplashScreen — see 10.1</w:t>
+      </w:r>
+    </w:p>
+    <w:p>
+      <w:pPr>
+        <w:pStyle w:val="ListParagraph"/>
+      </w:pPr>
+      <w:r>
+        <w:t>ErrorBoundary — React class component protecting all page-level renders</w:t>
+      </w:r>
+    </w:p>
+    <w:p>
+      <w:pPr>
+        <w:pStyle w:val="ListParagraph"/>
+      </w:pPr>
+      <w:r>
+        <w:t>GlassCard — reusable glassmorphism card container</w:t>
+      </w:r>
+    </w:p>
+    <w:p>
+      <w:pPr>
+        <w:pStyle w:val="ListParagraph"/>
+      </w:pPr>
+      <w:r>
+        <w:t>LuxSelect — styled native &lt;select&gt; for best iOS/Android UX</w:t>
+      </w:r>
+    </w:p>
+    <w:p>
+      <w:pPr>
+        <w:pStyle w:val="ListParagraph"/>
+      </w:pPr>
+      <w:r>
+        <w:t>TextShimmer, NoiseOverlay — visual polish primitives</w:t>
+      </w:r>
+    </w:p>
+    <w:p>
+      <w:pPr>
+        <w:pStyle w:val="Heading2"/>
+      </w:pPr>
+      <w:r>
+        <w:t>10.3 Backend Additions</w:t>
+      </w:r>
+    </w:p>
+    <w:p>
+      <w:pPr>
+        <w:pStyle w:val="ListParagraph"/>
+      </w:pPr>
+      <w:r>
+        <w:t>POST /items/{id}/worn — increments times_worn counter, returns {id, times_worn}</w:t>
+      </w:r>
+    </w:p>
+    <w:p>
+      <w:pPr>
+        <w:pStyle w:val="ListParagraph"/>
+      </w:pPr>
+      <w:r>
+        <w:t>Gap analysis 30s TTL in-memory cache in shop.py shared by /shop/gaps and /shop/suggest</w:t>
+      </w:r>
+    </w:p>
+    <w:p>
+      <w:pPr>
+        <w:pStyle w:val="ListParagraph"/>
+      </w:pPr>
+      <w:r>
+        <w:t>_apply_tags(preserve_existing=True) — re-tag never overwrites manually edited fields</w:t>
+      </w:r>
+    </w:p>
+    <w:p>
+      <w:pPr>
+        <w:pStyle w:val="ListParagraph"/>
+      </w:pPr>
+      <w:r>
+        <w:t>Google Shopping URL builder: build_google_shopping_url(query) in shopping_service.py</w:t>
+      </w:r>
+    </w:p>
+    <w:p>
+      <w:pPr>
+        <w:pStyle w:val="ListParagraph"/>
+      </w:pPr>
+      <w:r>
+        <w:t>Size inference engine: brand preference → body measurements → category fallback</w:t>
+      </w:r>
+    </w:p>
+    <w:p>
+      <w:pPr>
+        <w:pStyle w:val="Heading2"/>
+      </w:pPr>
+      <w:r>
+        <w:t>10.4 Frontend Utilities</w:t>
+      </w:r>
+    </w:p>
+    <w:p>
+      <w:pPr>
+        <w:pStyle w:val="ListParagraph"/>
+      </w:pPr>
+      <w:r>
+        <w:t>lib/utils.js: cn() safe class merger (clsx + tailwind-merge), parseJson() with fallback</w:t>
+      </w:r>
+    </w:p>
+    <w:p>
+      <w:pPr>
+        <w:pStyle w:val="ListParagraph"/>
+      </w:pPr>
+      <w:r>
+        <w:t>lib/scenes.js: centralized Spline 3D scene URL constants</w:t>
+      </w:r>
+    </w:p>
+    <w:p>
+      <w:pPr>
+        <w:pStyle w:val="ListParagraph"/>
+      </w:pPr>
+      <w:r>
+        <w:t>public/manifest.json: PWA manifest (standalone, portrait, 192+512px icons)</w:t>
+      </w:r>
+    </w:p>
+    <w:p>
+      <w:pPr>
+        <w:pStyle w:val="Heading2"/>
+      </w:pPr>
+      <w:r>
+        <w:t>10.5 Backlog (Not Yet Implemented)</w:t>
+      </w:r>
+    </w:p>
+    <w:p>
+      <w:pPr>
+        <w:pStyle w:val="ListParagraph"/>
+      </w:pPr>
+      <w:r>
+        <w:t>Gemini 2.5 Flash-Lite fallback — config exists but no code path implemented</w:t>
+      </w:r>
+    </w:p>
+    <w:p>
+      <w:pPr>
+        <w:pStyle w:val="ListParagraph"/>
+      </w:pPr>
+      <w:r>
+        <w:t>Color palette gap detection (planned in §6.4)</w:t>
+      </w:r>
+    </w:p>
+    <w:p>
+      <w:pPr>
+        <w:pStyle w:val="ListParagraph"/>
+      </w:pPr>
+      <w:r>
+        <w:t>Versatility score per shopping suggestion (planned in §6.4)</w:t>
+      </w:r>
+    </w:p>
+    <w:p>
+      <w:pPr>
+        <w:pStyle w:val="ListParagraph"/>
+      </w:pPr>
+      <w:r>
+        <w:t>Dedicated outfit history view (planned in Phase 4)</w:t>
+      </w:r>
+    </w:p>
     <w:sectPr>
       <w:pgSz w:w="12240" w:h="15840" w:orient="portrait"/>
       <w:pgMar w:top="1080" w:right="1080" w:bottom="1080" w:left="1080" w:header="708" w:footer="708" w:gutter="0"/>
